--- a/inbox/Application Aware Networking/Vol_IX_Book_04_FedAAN_Teams_Telephony_Catalog.docx
+++ b/inbox/Application Aware Networking/Vol_IX_Book_04_FedAAN_Teams_Telephony_Catalog.docx
@@ -36,7 +36,7 @@
     </w:p>
     <w:p>
       <w:pPr>
-        <w:pStyle w:val="FirstParagraph"/>
+        <w:pStyle w:val="FouoBanner"/>
       </w:pPr>
       <w:r>
         <w:t xml:space="preserve">INTERNAL — NOT FOR PUBLIC DISTRIBUTION</w:t>
@@ -53,7 +53,7 @@
     </w:p>
     <w:p>
       <w:pPr>
-        <w:pStyle w:val="FirstParagraph"/>
+        <w:pStyle w:val="CalloutWarning"/>
       </w:pPr>
       <w:r>
         <w:t xml:space="preserve">Developed by the</w:t>
@@ -91,7 +91,7 @@
     <w:bookmarkEnd w:id="9"/>
     <w:p>
       <w:pPr>
-        <w:pStyle w:val="BodyText"/>
+        <w:pStyle w:val="CalloutImportant"/>
       </w:pPr>
       <w:r>
         <w:rPr>
@@ -502,7 +502,7 @@
     </w:tbl>
     <w:p>
       <w:pPr>
-        <w:pStyle w:val="BodyText"/>
+        <w:pStyle w:val="CalloutImportant"/>
       </w:pPr>
       <w:r>
         <w:rPr>
@@ -589,7 +589,7 @@
     </w:p>
     <w:p>
       <w:pPr>
-        <w:pStyle w:val="FirstParagraph"/>
+        <w:pStyle w:val="CalloutTip"/>
       </w:pPr>
       <w:r>
         <w:t xml:space="preserve">Vol I Book 06 proves the telephony architecture; the SCuBA baseline and the Vol VII loop prove the compliance mechanism. This book makes the</w:t>
@@ -2136,6 +2136,128 @@
       <w:b w:val="0"/>
       <w:bCs w:val="0"/>
       <w:color w:themeColor="accent1" w:themeShade="BF" w:val="365F91"/>
+    </w:rPr>
+  </w:style>
+  <w:style w:customStyle="1" w:styleId="CalloutWarning" w:type="paragraph">
+    <w:name w:val="CalloutWarning"/>
+    <w:basedOn w:val="BodyText"/>
+    <w:pPr>
+      <w:shd w:color="auto" w:fill="FBF3E4" w:val="clear"/>
+      <w:pBdr>
+        <w:top w:color="C9D4E0" w:space="6" w:sz="4" w:val="single"/>
+        <w:left w:color="D4860B" w:space="6" w:sz="24" w:val="single"/>
+        <w:bottom w:color="C9D4E0" w:space="6" w:sz="4" w:val="single"/>
+        <w:right w:color="C9D4E0" w:space="6" w:sz="4" w:val="single"/>
+      </w:pBdr>
+      <w:spacing w:after="60" w:before="60"/>
+      <w:ind w:left="120" w:right="120"/>
+    </w:pPr>
+    <w:rPr>
+      <w:color w:val="2A2A2A"/>
+    </w:rPr>
+  </w:style>
+  <w:style w:customStyle="1" w:styleId="CalloutImportant" w:type="paragraph">
+    <w:name w:val="CalloutImportant"/>
+    <w:basedOn w:val="BodyText"/>
+    <w:pPr>
+      <w:shd w:color="auto" w:fill="EDF3F9" w:val="clear"/>
+      <w:pBdr>
+        <w:top w:color="C9D4E0" w:space="6" w:sz="4" w:val="single"/>
+        <w:left w:color="1F3A5F" w:space="6" w:sz="24" w:val="single"/>
+        <w:bottom w:color="C9D4E0" w:space="6" w:sz="4" w:val="single"/>
+        <w:right w:color="C9D4E0" w:space="6" w:sz="4" w:val="single"/>
+      </w:pBdr>
+      <w:spacing w:after="60" w:before="60"/>
+      <w:ind w:left="120" w:right="120"/>
+    </w:pPr>
+    <w:rPr>
+      <w:color w:val="2A2A2A"/>
+    </w:rPr>
+  </w:style>
+  <w:style w:customStyle="1" w:styleId="CalloutNote" w:type="paragraph">
+    <w:name w:val="CalloutNote"/>
+    <w:basedOn w:val="BodyText"/>
+    <w:pPr>
+      <w:shd w:color="auto" w:fill="F3F5F8" w:val="clear"/>
+      <w:pBdr>
+        <w:top w:color="C9D4E0" w:space="6" w:sz="4" w:val="single"/>
+        <w:left w:color="5A6B7B" w:space="6" w:sz="24" w:val="single"/>
+        <w:bottom w:color="C9D4E0" w:space="6" w:sz="4" w:val="single"/>
+        <w:right w:color="C9D4E0" w:space="6" w:sz="4" w:val="single"/>
+      </w:pBdr>
+      <w:spacing w:after="60" w:before="60"/>
+      <w:ind w:left="120" w:right="120"/>
+    </w:pPr>
+    <w:rPr>
+      <w:color w:val="2A2A2A"/>
+    </w:rPr>
+  </w:style>
+  <w:style w:customStyle="1" w:styleId="CalloutTip" w:type="paragraph">
+    <w:name w:val="CalloutTip"/>
+    <w:basedOn w:val="BodyText"/>
+    <w:pPr>
+      <w:shd w:color="auto" w:fill="E6F5F2" w:val="clear"/>
+      <w:pBdr>
+        <w:top w:color="C9D4E0" w:space="6" w:sz="4" w:val="single"/>
+        <w:left w:color="1A9E8F" w:space="6" w:sz="24" w:val="single"/>
+        <w:bottom w:color="C9D4E0" w:space="6" w:sz="4" w:val="single"/>
+        <w:right w:color="C9D4E0" w:space="6" w:sz="4" w:val="single"/>
+      </w:pBdr>
+      <w:spacing w:after="60" w:before="60"/>
+      <w:ind w:left="120" w:right="120"/>
+    </w:pPr>
+    <w:rPr>
+      <w:color w:val="2A2A2A"/>
+    </w:rPr>
+  </w:style>
+  <w:style w:customStyle="1" w:styleId="CalloutCaution" w:type="paragraph">
+    <w:name w:val="CalloutCaution"/>
+    <w:basedOn w:val="BodyText"/>
+    <w:pPr>
+      <w:shd w:color="auto" w:fill="F9EAE8" w:val="clear"/>
+      <w:pBdr>
+        <w:top w:color="C9D4E0" w:space="6" w:sz="4" w:val="single"/>
+        <w:left w:color="C0392B" w:space="6" w:sz="24" w:val="single"/>
+        <w:bottom w:color="C9D4E0" w:space="6" w:sz="4" w:val="single"/>
+        <w:right w:color="C9D4E0" w:space="6" w:sz="4" w:val="single"/>
+      </w:pBdr>
+      <w:spacing w:after="60" w:before="60"/>
+      <w:ind w:left="120" w:right="120"/>
+    </w:pPr>
+    <w:rPr>
+      <w:color w:val="2A2A2A"/>
+    </w:rPr>
+  </w:style>
+  <w:style w:customStyle="1" w:styleId="ExecSummary" w:type="paragraph">
+    <w:name w:val="ExecSummary"/>
+    <w:basedOn w:val="BodyText"/>
+    <w:pPr>
+      <w:shd w:color="auto" w:fill="EDF3F9" w:val="clear"/>
+      <w:pBdr>
+        <w:top w:color="C9D4E0" w:space="6" w:sz="4" w:val="single"/>
+        <w:left w:color="1F3A5F" w:space="6" w:sz="24" w:val="single"/>
+        <w:bottom w:color="C9D4E0" w:space="6" w:sz="4" w:val="single"/>
+        <w:right w:color="C9D4E0" w:space="6" w:sz="4" w:val="single"/>
+      </w:pBdr>
+      <w:spacing w:after="60" w:before="60"/>
+      <w:ind w:left="120" w:right="120"/>
+    </w:pPr>
+    <w:rPr>
+      <w:color w:val="2A2A2A"/>
+    </w:rPr>
+  </w:style>
+  <w:style w:customStyle="1" w:styleId="FouoBanner" w:type="paragraph">
+    <w:name w:val="FouoBanner"/>
+    <w:basedOn w:val="Normal"/>
+    <w:pPr>
+      <w:shd w:color="auto" w:fill="F9EAE8" w:val="clear"/>
+      <w:jc w:val="center"/>
+      <w:spacing w:after="60" w:before="60"/>
+      <w:ind w:left="120" w:right="120"/>
+    </w:pPr>
+    <w:rPr>
+      <w:b/>
+      <w:color w:val="C0392B"/>
     </w:rPr>
   </w:style>
   <w:style w:type="character" w:customStyle="1" w:styleId="KeywordTok">

--- a/inbox/Application Aware Networking/Vol_IX_Book_04_FedAAN_Teams_Telephony_Catalog.docx
+++ b/inbox/Application Aware Networking/Vol_IX_Book_04_FedAAN_Teams_Telephony_Catalog.docx
@@ -31,7 +31,7 @@
         <w:pStyle w:val="Date"/>
       </w:pPr>
       <w:r>
-        <w:t xml:space="preserve">2026-07-12 15:00 ET</w:t>
+        <w:t xml:space="preserve">2026-07-14 11:56 ET</w:t>
       </w:r>
     </w:p>
     <w:p>
@@ -85,7 +85,7 @@
         <w:t xml:space="preserve"> </w:t>
       </w:r>
       <w:r>
-        <w:t xml:space="preserve">2026-07-12 15:00 ET</w:t>
+        <w:t xml:space="preserve">2026-07-14 11:56 ET</w:t>
       </w:r>
     </w:p>
     <w:bookmarkEnd w:id="9"/>
@@ -499,6 +499,41 @@
           </w:p>
         </w:tc>
       </w:tr>
+      <w:tr>
+        <w:tc>
+          <w:tcPr/>
+          <w:p>
+            <w:pPr>
+              <w:pStyle w:val="Compact"/>
+            </w:pPr>
+            <w:r>
+              <w:t xml:space="preserve">Call-detail + admin-action telemetry</w:t>
+            </w:r>
+          </w:p>
+        </w:tc>
+        <w:tc>
+          <w:tcPr/>
+          <w:p>
+            <w:pPr>
+              <w:pStyle w:val="Compact"/>
+            </w:pPr>
+            <w:r>
+              <w:t xml:space="preserve">AU-2</w:t>
+            </w:r>
+          </w:p>
+        </w:tc>
+        <w:tc>
+          <w:tcPr/>
+          <w:p>
+            <w:pPr>
+              <w:pStyle w:val="Compact"/>
+            </w:pPr>
+            <w:r>
+              <w:t xml:space="preserve">CDRs and telephony admin actions routed into the evidence contract at onboarding — the collection item that carries this book’s AU-2 closure</w:t>
+            </w:r>
+          </w:p>
+        </w:tc>
+      </w:tr>
     </w:tbl>
     <w:p>
       <w:pPr>
@@ -1092,7 +1127,7 @@
       </w:r>
     </w:p>
     <w:bookmarkEnd w:id="20"/>
-    <w:bookmarkStart w:id="21" w:name="cross-references"/>
+    <w:bookmarkStart w:id="22" w:name="cross-references"/>
     <w:p>
       <w:pPr>
         <w:pStyle w:val="Heading1"/>
@@ -1153,14 +1188,16 @@
           <w:numId w:val="1002"/>
         </w:numPr>
       </w:pPr>
-      <w:r>
-        <w:rPr>
-          <w:rStyle w:val="VerbatimChar"/>
-          <w:b/>
-          <w:bCs/>
-        </w:rPr>
-        <w:t xml:space="preserve">src/uiao/canon/UIAO_002_SCuBA_Technical_Specification_v1.0.md</w:t>
-      </w:r>
+      <w:hyperlink r:id="rId21">
+        <w:r>
+          <w:rPr>
+            <w:rStyle w:val="Hyperlink"/>
+            <w:b/>
+            <w:bCs/>
+          </w:rPr>
+          <w:t xml:space="preserve">CISA SCuBA Secure Configuration Baselines</w:t>
+        </w:r>
+      </w:hyperlink>
       <w:r>
         <w:t xml:space="preserve"> </w:t>
       </w:r>
@@ -1168,30 +1205,8 @@
         <w:t xml:space="preserve">— the SCuBA baseline reference.</w:t>
       </w:r>
     </w:p>
-    <w:p>
-      <w:pPr>
-        <w:pStyle w:val="Compact"/>
-        <w:numPr>
-          <w:ilvl w:val="0"/>
-          <w:numId w:val="1002"/>
-        </w:numPr>
-      </w:pPr>
-      <w:r>
-        <w:rPr>
-          <w:b/>
-          <w:bCs/>
-        </w:rPr>
-        <w:t xml:space="preserve">Issue #1141</w:t>
-      </w:r>
-      <w:r>
-        <w:t xml:space="preserve"> </w:t>
-      </w:r>
-      <w:r>
-        <w:t xml:space="preserve">— the tracking issue for this workstream.</w:t>
-      </w:r>
-    </w:p>
-    <w:bookmarkEnd w:id="21"/>
-    <w:bookmarkStart w:id="22" w:name="provenance"/>
+    <w:bookmarkEnd w:id="22"/>
+    <w:bookmarkStart w:id="23" w:name="provenance"/>
     <w:p>
       <w:pPr>
         <w:pStyle w:val="Heading1"/>
@@ -1205,7 +1220,7 @@
         <w:pStyle w:val="FirstParagraph"/>
       </w:pPr>
       <w:r>
-        <w:t xml:space="preserve">Draft. Teams Phone, SBC, Direct Routing, Operator Connect, and the SCuBA Teams baseline are deployed examples; the governed-catalog + SCuBA-drift-into-the-loop discipline is the invariant. The figure above is authored as committed house-style SVG per ADR-093, rendered to PNG at 3× for crisp</w:t>
+        <w:t xml:space="preserve">Draft. Teams Phone, SBC, Direct Routing, Operator Connect, and the SCuBA Teams baseline are deployed examples; the governed-catalog + SCuBA-drift-into-the-loop discipline is the invariant. The figure above is authored as committed house-style SVG, rendered to PNG at 3× for crisp</w:t>
       </w:r>
       <w:r>
         <w:t xml:space="preserve"> </w:t>
@@ -1223,7 +1238,7 @@
         <w:t xml:space="preserve">zoom.</w:t>
       </w:r>
     </w:p>
-    <w:bookmarkEnd w:id="22"/>
+    <w:bookmarkEnd w:id="23"/>
     <w:sectPr>
       <w:footnotePr>
         <w:numRestart w:val="eachSect"/>
